--- a/examples/word/run-formatting.docx
+++ b/examples/word/run-formatting.docx
@@ -347,7 +347,9 @@
     <w:p>
       <w:pPr/>
       <w:r>
-        <w:rPr/>
+        <w:rPr>
+          <w:position w:val="6"/>
+        </w:rPr>
         <w:t xml:space="preserve">raised 3pt</w:t>
       </w:r>
     </w:p>
@@ -406,9 +408,6 @@
     <w:p>
       <w:pPr>
         <w:bidi/>
-        <w:rPr>
-          <w:rtl/>
-        </w:rPr>
       </w:pPr>
       <w:r>
         <w:rPr>
@@ -714,7 +713,7 @@
       <w:pPr/>
       <w:r>
         <w:rPr>
-          <w:em xmlns:w="http://schemas.openxmlformats.org/wordprocessingml/2006/main" w:val="dot"/>
+          <w:em w:val="dot"/>
         </w:rPr>
         <w:t xml:space="preserve">着重号 dots above (em=dot)</w:t>
       </w:r>
@@ -723,7 +722,7 @@
       <w:pPr/>
       <w:r>
         <w:rPr>
-          <w:em xmlns:w="http://schemas.openxmlformats.org/wordprocessingml/2006/main" w:val="underDot"/>
+          <w:em w:val="underDot"/>
         </w:rPr>
         <w:t xml:space="preserve">着重号 dots below (em=underDot)</w:t>
       </w:r>
@@ -732,7 +731,7 @@
       <w:pPr/>
       <w:r>
         <w:rPr>
-          <w:em xmlns:w="http://schemas.openxmlformats.org/wordprocessingml/2006/main" w:val="circle"/>
+          <w:em w:val="circle"/>
         </w:rPr>
         <w:t xml:space="preserve">Circle emphasis (em=circle)</w:t>
       </w:r>
@@ -772,7 +771,7 @@
       </w:r>
       <w:r>
         <w:rPr>
-          <w:snapToGrid xmlns:w="http://schemas.openxmlformats.org/wordprocessingml/2006/main" w:val="0"/>
+          <w:snapToGrid w:val="false"/>
         </w:rPr>
         <w:t xml:space="preserve">snapToGrid=false</w:t>
       </w:r>
@@ -797,7 +796,7 @@
 </file>
 
 <file path=word/styles.xml><?xml version="1.0" encoding="utf-8"?>
-<w:styles xmlns:w="http://schemas.openxmlformats.org/wordprocessingml/2006/main">
+<w:styles xmlns:w14="http://schemas.microsoft.com/office/word/2010/wordml" xmlns:mc="http://schemas.openxmlformats.org/markup-compatibility/2006" xmlns:w="http://schemas.openxmlformats.org/wordprocessingml/2006/main" mc:Ignorable="w14">
   <w:docDefaults>
     <w:rPrDefault>
       <w:rPr>
